--- a/Docs/Доклад.docx
+++ b/Docs/Доклад.docx
@@ -994,9 +994,6 @@
       <w:pPr>
         <w:spacing w:after="100"/>
         <w:jc w:val="both"/>
-        <w:rPr>
-          <w:lang w:val="bg-BG"/>
-        </w:rPr>
       </w:pPr>
       <w:r>
         <w:rPr>
@@ -1081,6 +1078,70 @@
           <w:lang w:val="bg-BG"/>
         </w:rPr>
         <w:t>.</w:t>
+      </w:r>
+    </w:p>
+    <w:p>
+      <w:pPr>
+        <w:spacing w:after="100"/>
+        <w:jc w:val="both"/>
+      </w:pPr>
+    </w:p>
+    <w:p>
+      <w:pPr>
+        <w:spacing w:after="100"/>
+        <w:jc w:val="both"/>
+      </w:pPr>
+      <w:r>
+        <w:drawing>
+          <wp:inline distT="0" distB="0" distL="0" distR="0" wp14:anchorId="6A062E2B" wp14:editId="64EF8DDD">
+            <wp:extent cx="5760720" cy="5580380"/>
+            <wp:effectExtent l="0" t="0" r="5080" b="0"/>
+            <wp:docPr id="226332749" name="Picture 1"/>
+            <wp:cNvGraphicFramePr>
+              <a:graphicFrameLocks xmlns:a="http://schemas.openxmlformats.org/drawingml/2006/main" noChangeAspect="1"/>
+            </wp:cNvGraphicFramePr>
+            <a:graphic xmlns:a="http://schemas.openxmlformats.org/drawingml/2006/main">
+              <a:graphicData uri="http://schemas.openxmlformats.org/drawingml/2006/picture">
+                <pic:pic xmlns:pic="http://schemas.openxmlformats.org/drawingml/2006/picture">
+                  <pic:nvPicPr>
+                    <pic:cNvPr id="226332749" name=""/>
+                    <pic:cNvPicPr/>
+                  </pic:nvPicPr>
+                  <pic:blipFill>
+                    <a:blip r:embed="rId5"/>
+                    <a:stretch>
+                      <a:fillRect/>
+                    </a:stretch>
+                  </pic:blipFill>
+                  <pic:spPr>
+                    <a:xfrm>
+                      <a:off x="0" y="0"/>
+                      <a:ext cx="5760720" cy="5580380"/>
+                    </a:xfrm>
+                    <a:prstGeom prst="rect">
+                      <a:avLst/>
+                    </a:prstGeom>
+                  </pic:spPr>
+                </pic:pic>
+              </a:graphicData>
+            </a:graphic>
+          </wp:inline>
+        </w:drawing>
+      </w:r>
+    </w:p>
+    <w:p>
+      <w:pPr>
+        <w:spacing w:after="100"/>
+        <w:jc w:val="center"/>
+        <w:rPr>
+          <w:lang w:val="bg-BG"/>
+        </w:rPr>
+      </w:pPr>
+      <w:r>
+        <w:rPr>
+          <w:lang w:val="bg-BG"/>
+        </w:rPr>
+        <w:t>Диаграма на базата данни</w:t>
       </w:r>
     </w:p>
     <w:p>
@@ -1098,6 +1159,30 @@
       <w:pPr>
         <w:spacing w:before="160" w:after="80"/>
         <w:rPr>
+          <w:b/>
+          <w:bCs/>
+          <w:sz w:val="32"/>
+          <w:szCs w:val="32"/>
+          <w:lang w:val="bg-BG"/>
+        </w:rPr>
+      </w:pPr>
+    </w:p>
+    <w:p>
+      <w:pPr>
+        <w:spacing w:before="160" w:after="80"/>
+        <w:rPr>
+          <w:b/>
+          <w:bCs/>
+          <w:sz w:val="32"/>
+          <w:szCs w:val="32"/>
+          <w:lang w:val="bg-BG"/>
+        </w:rPr>
+      </w:pPr>
+    </w:p>
+    <w:p>
+      <w:pPr>
+        <w:spacing w:before="160" w:after="80"/>
+        <w:rPr>
           <w:sz w:val="28"/>
           <w:szCs w:val="28"/>
           <w:lang w:val="bg-BG"/>
@@ -1111,7 +1196,8 @@
           <w:szCs w:val="32"/>
           <w:lang w:val="bg-BG"/>
         </w:rPr>
-        <w:t>4. D</w:t>
+        <w:lastRenderedPageBreak/>
+        <w:t xml:space="preserve">4. </w:t>
       </w:r>
       <w:proofErr w:type="spellStart"/>
       <w:r>
@@ -1122,7 +1208,7 @@
           <w:szCs w:val="32"/>
           <w:lang w:val="bg-BG"/>
         </w:rPr>
-        <w:t>bContext</w:t>
+        <w:t>DbContext</w:t>
       </w:r>
       <w:proofErr w:type="spellEnd"/>
     </w:p>
@@ -1354,17 +1440,19 @@
         <w:spacing w:after="100"/>
         <w:jc w:val="both"/>
         <w:rPr>
-          <w:lang w:val="bg-BG"/>
-        </w:rPr>
-      </w:pPr>
-      <w:proofErr w:type="spellStart"/>
-      <w:r>
-        <w:rPr>
-          <w:b/>
-          <w:bCs/>
-          <w:lang w:val="bg-BG"/>
-        </w:rPr>
-        <w:t>Add-Migration</w:t>
+          <w:b/>
+          <w:bCs/>
+          <w:lang w:val="bg-BG"/>
+        </w:rPr>
+      </w:pPr>
+      <w:proofErr w:type="spellStart"/>
+      <w:r>
+        <w:rPr>
+          <w:b/>
+          <w:bCs/>
+          <w:lang w:val="bg-BG"/>
+        </w:rPr>
+        <w:t>dotnet</w:t>
       </w:r>
       <w:proofErr w:type="spellEnd"/>
       <w:r>
@@ -1375,11 +1463,94 @@
         </w:rPr>
         <w:t xml:space="preserve"> </w:t>
       </w:r>
-      <w:r>
-        <w:rPr>
-          <w:lang w:val="bg-BG"/>
-        </w:rPr>
-        <w:t xml:space="preserve">създава нов файл с миграция, в който са описани всички промени в модела – какви таблици и колони трябва да се добавят, променят или изтриват. Файлът съдържа два метода: Up() (прилага промените) и </w:t>
+      <w:proofErr w:type="spellStart"/>
+      <w:r>
+        <w:rPr>
+          <w:b/>
+          <w:bCs/>
+          <w:lang w:val="bg-BG"/>
+        </w:rPr>
+        <w:t>ef</w:t>
+      </w:r>
+      <w:proofErr w:type="spellEnd"/>
+      <w:r>
+        <w:rPr>
+          <w:b/>
+          <w:bCs/>
+          <w:lang w:val="bg-BG"/>
+        </w:rPr>
+        <w:t xml:space="preserve"> </w:t>
+      </w:r>
+      <w:proofErr w:type="spellStart"/>
+      <w:r>
+        <w:rPr>
+          <w:b/>
+          <w:bCs/>
+          <w:lang w:val="bg-BG"/>
+        </w:rPr>
+        <w:t>migrations</w:t>
+      </w:r>
+      <w:proofErr w:type="spellEnd"/>
+      <w:r>
+        <w:rPr>
+          <w:b/>
+          <w:bCs/>
+          <w:lang w:val="bg-BG"/>
+        </w:rPr>
+        <w:t xml:space="preserve"> </w:t>
+      </w:r>
+      <w:proofErr w:type="spellStart"/>
+      <w:r>
+        <w:rPr>
+          <w:b/>
+          <w:bCs/>
+          <w:lang w:val="bg-BG"/>
+        </w:rPr>
+        <w:t>add</w:t>
+      </w:r>
+      <w:proofErr w:type="spellEnd"/>
+      <w:r>
+        <w:rPr>
+          <w:b/>
+          <w:bCs/>
+          <w:lang w:val="bg-BG"/>
+        </w:rPr>
+        <w:t xml:space="preserve"> </w:t>
+      </w:r>
+      <w:proofErr w:type="spellStart"/>
+      <w:r>
+        <w:rPr>
+          <w:b/>
+          <w:bCs/>
+          <w:lang w:val="bg-BG"/>
+        </w:rPr>
+        <w:t>Initial</w:t>
+      </w:r>
+      <w:proofErr w:type="spellEnd"/>
+      <w:r>
+        <w:rPr>
+          <w:b/>
+          <w:bCs/>
+        </w:rPr>
+        <w:t xml:space="preserve">  </w:t>
+      </w:r>
+      <w:r>
+        <w:rPr>
+          <w:lang w:val="bg-BG"/>
+        </w:rPr>
+        <w:t xml:space="preserve">създава </w:t>
+      </w:r>
+      <w:r>
+        <w:rPr>
+          <w:lang w:val="bg-BG"/>
+        </w:rPr>
+        <w:t>началната</w:t>
+      </w:r>
+      <w:r>
+        <w:rPr>
+          <w:lang w:val="bg-BG"/>
+        </w:rPr>
+        <w:t xml:space="preserve"> миграция, в който са описани всички промени в модела – какви таблици и колони трябва да се добавят, променят или изтриват. Файлът съдържа два метода: Up() (прилага промените) и </w:t>
       </w:r>
       <w:proofErr w:type="spellStart"/>
       <w:r>
@@ -1411,7 +1582,61 @@
           <w:bCs/>
           <w:lang w:val="bg-BG"/>
         </w:rPr>
-        <w:t>Update-Database</w:t>
+        <w:t>dotnet</w:t>
+      </w:r>
+      <w:proofErr w:type="spellEnd"/>
+      <w:r>
+        <w:rPr>
+          <w:b/>
+          <w:bCs/>
+          <w:lang w:val="bg-BG"/>
+        </w:rPr>
+        <w:t xml:space="preserve"> </w:t>
+      </w:r>
+      <w:proofErr w:type="spellStart"/>
+      <w:r>
+        <w:rPr>
+          <w:b/>
+          <w:bCs/>
+          <w:lang w:val="bg-BG"/>
+        </w:rPr>
+        <w:t>ef</w:t>
+      </w:r>
+      <w:proofErr w:type="spellEnd"/>
+      <w:r>
+        <w:rPr>
+          <w:b/>
+          <w:bCs/>
+          <w:lang w:val="bg-BG"/>
+        </w:rPr>
+        <w:t xml:space="preserve"> </w:t>
+      </w:r>
+      <w:proofErr w:type="spellStart"/>
+      <w:r>
+        <w:rPr>
+          <w:b/>
+          <w:bCs/>
+          <w:lang w:val="bg-BG"/>
+        </w:rPr>
+        <w:t>database</w:t>
+      </w:r>
+      <w:proofErr w:type="spellEnd"/>
+      <w:r>
+        <w:rPr>
+          <w:b/>
+          <w:bCs/>
+          <w:lang w:val="bg-BG"/>
+        </w:rPr>
+        <w:t xml:space="preserve"> </w:t>
+      </w:r>
+      <w:proofErr w:type="spellStart"/>
+      <w:r>
+        <w:rPr>
+          <w:b/>
+          <w:bCs/>
+          <w:lang w:val="bg-BG"/>
+        </w:rPr>
+        <w:t>update</w:t>
       </w:r>
       <w:proofErr w:type="spellEnd"/>
       <w:r>
@@ -1799,22 +2024,93 @@
         <w:rPr>
           <w:lang w:val="bg-BG"/>
         </w:rPr>
-        <w:lastRenderedPageBreak/>
         <w:t xml:space="preserve">След изпълнение на </w:t>
       </w:r>
-      <w:proofErr w:type="spellStart"/>
-      <w:r>
-        <w:rPr>
-          <w:lang w:val="bg-BG"/>
-        </w:rPr>
-        <w:t>Update-Database</w:t>
-      </w:r>
-      <w:proofErr w:type="spellEnd"/>
-      <w:r>
-        <w:rPr>
-          <w:lang w:val="bg-BG"/>
-        </w:rPr>
-        <w:t xml:space="preserve"> в базата данни </w:t>
+      <w:r>
+        <w:t>“</w:t>
+      </w:r>
+      <w:proofErr w:type="spellStart"/>
+      <w:r>
+        <w:rPr>
+          <w:b/>
+          <w:bCs/>
+          <w:lang w:val="bg-BG"/>
+        </w:rPr>
+        <w:t>dotnet</w:t>
+      </w:r>
+      <w:proofErr w:type="spellEnd"/>
+      <w:r>
+        <w:rPr>
+          <w:b/>
+          <w:bCs/>
+          <w:lang w:val="bg-BG"/>
+        </w:rPr>
+        <w:t xml:space="preserve"> </w:t>
+      </w:r>
+      <w:proofErr w:type="spellStart"/>
+      <w:r>
+        <w:rPr>
+          <w:b/>
+          <w:bCs/>
+          <w:lang w:val="bg-BG"/>
+        </w:rPr>
+        <w:t>ef</w:t>
+      </w:r>
+      <w:proofErr w:type="spellEnd"/>
+      <w:r>
+        <w:rPr>
+          <w:b/>
+          <w:bCs/>
+          <w:lang w:val="bg-BG"/>
+        </w:rPr>
+        <w:t xml:space="preserve"> </w:t>
+      </w:r>
+      <w:proofErr w:type="spellStart"/>
+      <w:r>
+        <w:rPr>
+          <w:b/>
+          <w:bCs/>
+          <w:lang w:val="bg-BG"/>
+        </w:rPr>
+        <w:t>database</w:t>
+      </w:r>
+      <w:proofErr w:type="spellEnd"/>
+      <w:r>
+        <w:rPr>
+          <w:b/>
+          <w:bCs/>
+          <w:lang w:val="bg-BG"/>
+        </w:rPr>
+        <w:t xml:space="preserve"> </w:t>
+      </w:r>
+      <w:proofErr w:type="spellStart"/>
+      <w:r>
+        <w:rPr>
+          <w:b/>
+          <w:bCs/>
+          <w:lang w:val="bg-BG"/>
+        </w:rPr>
+        <w:t>update</w:t>
+      </w:r>
+      <w:proofErr w:type="spellEnd"/>
+      <w:r>
+        <w:rPr>
+          <w:b/>
+          <w:bCs/>
+        </w:rPr>
+        <w:t>”</w:t>
+      </w:r>
+      <w:r>
+        <w:rPr>
+          <w:lang w:val="bg-BG"/>
+        </w:rPr>
+        <w:t xml:space="preserve"> </w:t>
+      </w:r>
+      <w:r>
+        <w:rPr>
+          <w:lang w:val="bg-BG"/>
+        </w:rPr>
+        <w:t xml:space="preserve">в базата данни </w:t>
       </w:r>
       <w:proofErr w:type="spellStart"/>
       <w:r>
